--- a/AI for Engineers Course/Week 2/Week2_Class_Notes.docx
+++ b/AI for Engineers Course/Week 2/Week2_Class_Notes.docx
@@ -291,7 +291,7 @@
         </w:rPr>
       </w:pPr>
       <w:r>
-        <w:t xml:space="preserve">Convert text to vectors (embeddings) for semantic search and similarity. text-embedding-3-small: 512 dimensions, fast. text-embedding-3-large: 3072 dimensions, higher quality.</w:t>
+        <w:t>Convert text to vectors (embeddings) for semantic search and similarity. text-embedding-3-small: 1536 dimensions, fast. text-embedding-3-large: 3072 dimensions, higher quality.</w:t>
       </w:r>
     </w:p>
     <w:p/>
